--- a/ID-RSS/demo_files/student_0024.docx
+++ b/ID-RSS/demo_files/student_0024.docx
@@ -4,37 +4,12 @@
   <w:body>
     <w:p>
       <w:r>
-        <w:t>Identity verification is mandatory at the time of reporting.</w:t>
+        <w:t>Serial No.: STU-2024-0024</w:t>
       </w:r>
     </w:p>
     <w:p>
       <w:r>
-        <w:t>Serial No.- STU-2024-0024</w:t>
-      </w:r>
-    </w:p>
-    <w:p>
-      <w:r>
-        <w:t>The academic session commences from the first week of August.</w:t>
-      </w:r>
-    </w:p>
-    <w:p>
-      <w:r>
-        <w:t>All documents have been verified by the admission committee.</w:t>
-      </w:r>
-    </w:p>
-    <w:p>
-      <w:r>
-        <w:t>The institution reserves the right to cancel admission if documents are found invalid.</w:t>
-      </w:r>
-    </w:p>
-    <w:p>
-      <w:r>
-        <w:t>Fee payment must be completed within seven days of admission.</w:t>
-      </w:r>
-    </w:p>
-    <w:p>
-      <w:r>
-        <w:t>Name- Simran Kaur</w:t>
+        <w:t>Student identification record - name missing.</w:t>
       </w:r>
     </w:p>
     <w:sectPr>

--- a/ID-RSS/demo_files/student_0024.docx
+++ b/ID-RSS/demo_files/student_0024.docx
@@ -4,12 +4,37 @@
   <w:body>
     <w:p>
       <w:r>
-        <w:t>Serial No.: STU-2024-0024</w:t>
+        <w:t>The academic session commences from the first week of August.</w:t>
       </w:r>
     </w:p>
     <w:p>
       <w:r>
-        <w:t>Student identification record - name missing.</w:t>
+        <w:t>This document serves as proof of provisional admission to the institution.</w:t>
+      </w:r>
+    </w:p>
+    <w:p>
+      <w:r>
+        <w:t>Name- Siddharth Nair</w:t>
+      </w:r>
+    </w:p>
+    <w:p>
+      <w:r>
+        <w:t>Fee payment must be completed within seven days of admission.</w:t>
+      </w:r>
+    </w:p>
+    <w:p>
+      <w:r>
+        <w:t>Serial No.- STU-2024-0024</w:t>
+      </w:r>
+    </w:p>
+    <w:p>
+      <w:r>
+        <w:t>Please report to the administrative office for further formalities.</w:t>
+      </w:r>
+    </w:p>
+    <w:p>
+      <w:r>
+        <w:t>Identity verification is mandatory at the time of reporting.</w:t>
       </w:r>
     </w:p>
     <w:sectPr>
